--- a/treasure/download/经藏/经集部-433部/佛升忉利天为母说法经-西晋-竺法护.docx
+++ b/treasure/download/经藏/经集部-433部/佛升忉利天为母说法经-西晋-竺法护.docx
@@ -94,7 +94,26 @@
           <w:shd w:val="pct15" w:color="auto" w:fill="FFFFFF"/>
           <w:lang w:eastAsia="zh-CN"/>
         </w:rPr>
-        <w:t>佛游于忉利天上昼度树下无垢白石。愍哀其母度脱之故。正夏三月</w:t>
+        <w:t>佛游于忉利天上</w:t>
+      </w:r>
+      <w:r>
+        <w:rPr>
+          <w:rFonts w:hint="eastAsia"/>
+          <w:sz w:val="24"/>
+          <w:szCs w:val="24"/>
+          <w:shd w:val="pct15" w:color="auto" w:fill="FFFFFF"/>
+          <w:lang w:eastAsia="zh-CN"/>
+        </w:rPr>
+        <w:t>。</w:t>
+      </w:r>
+      <w:r>
+        <w:rPr>
+          <w:sz w:val="24"/>
+          <w:szCs w:val="24"/>
+          <w:shd w:val="pct15" w:color="auto" w:fill="FFFFFF"/>
+          <w:lang w:eastAsia="zh-CN"/>
+        </w:rPr>
+        <w:t>昼度树下无垢白石。愍哀其母度脱之故。正夏三月</w:t>
       </w:r>
       <w:r>
         <w:rPr>
@@ -181,7 +200,18 @@
           <w:shd w:val="pct15" w:color="auto" w:fill="FFFFFF"/>
           <w:lang w:eastAsia="zh-CN"/>
         </w:rPr>
-        <w:t>与无央数百千之众眷属围绕而为说经。时于众会有二天子。名曰月氏</w:t>
+        <w:t>与无央数百千之众</w:t>
+      </w:r>
+      <w:bookmarkStart w:id="0" w:name="_GoBack"/>
+      <w:bookmarkEnd w:id="0"/>
+      <w:r>
+        <w:rPr>
+          <w:sz w:val="24"/>
+          <w:szCs w:val="24"/>
+          <w:shd w:val="pct15" w:color="auto" w:fill="FFFFFF"/>
+          <w:lang w:eastAsia="zh-CN"/>
+        </w:rPr>
+        <w:t>眷属围绕而为说经。时于众会有二天子。名曰月氏</w:t>
       </w:r>
       <w:r>
         <w:rPr>
@@ -224,8 +254,6 @@
         </w:rPr>
         <w:t>佛告天子。欲问如来何所义乎。</w:t>
       </w:r>
-      <w:bookmarkStart w:id="0" w:name="_GoBack"/>
-      <w:bookmarkEnd w:id="0"/>
     </w:p>
     <w:p>
       <w:pPr>
@@ -21081,7 +21109,7 @@
 </file>
 
 <file path=customXml/itemProps1.xml><?xml version="1.0" encoding="utf-8"?>
-<ds:datastoreItem xmlns:ds="http://schemas.openxmlformats.org/officeDocument/2006/customXml" ds:itemID="{A9795EBF-3C35-4009-AD91-1F10084F6EFA}">
+<ds:datastoreItem xmlns:ds="http://schemas.openxmlformats.org/officeDocument/2006/customXml" ds:itemID="{6CD66838-1101-45BD-ADB9-DA37DEB69E14}">
   <ds:schemaRefs>
     <ds:schemaRef ds:uri="http://schemas.openxmlformats.org/officeDocument/2006/bibliography"/>
   </ds:schemaRefs>
